--- a/SEMİHA AKTAŞ - İŞ ANALİZİ DÖKÜMAN PROJESİ.docx
+++ b/SEMİHA AKTAŞ - İŞ ANALİZİ DÖKÜMAN PROJESİ.docx
@@ -2378,6 +2378,10 @@
     <w:p>
       <w:pPr>
         <w:pStyle w:val="Normal"/>
+        <w:spacing w:before="240" w:beforeAutospacing="off" w:after="240" w:afterAutospacing="off" w:line="360" w:lineRule="auto"/>
+        <w:ind/>
+      </w:pPr>
+      <w:r>
         <w:rPr>
           <w:rFonts w:ascii="Times New Roman" w:hAnsi="Times New Roman" w:eastAsia="Times New Roman" w:cs="Times New Roman"/>
           <w:b w:val="1"/>
@@ -2388,7 +2392,8 @@
           <w:szCs w:val="28"/>
           <w:lang w:val="en-GB"/>
         </w:rPr>
-      </w:pPr>
+        <w:t>5.1</w:t>
+      </w:r>
       <w:r>
         <w:rPr>
           <w:rFonts w:ascii="Times New Roman" w:hAnsi="Times New Roman" w:eastAsia="Times New Roman" w:cs="Times New Roman"/>
@@ -2400,7 +2405,7 @@
           <w:szCs w:val="28"/>
           <w:lang w:val="en-GB"/>
         </w:rPr>
-        <w:t>5.1</w:t>
+        <w:t>.</w:t>
       </w:r>
       <w:r>
         <w:rPr>
@@ -2413,38 +2418,27 @@
           <w:szCs w:val="28"/>
           <w:lang w:val="en-GB"/>
         </w:rPr>
-        <w:t>.</w:t>
-      </w:r>
-      <w:r>
-        <w:rPr>
-          <w:rFonts w:ascii="Times New Roman" w:hAnsi="Times New Roman" w:eastAsia="Times New Roman" w:cs="Times New Roman"/>
-          <w:b w:val="1"/>
-          <w:bCs w:val="1"/>
-          <w:noProof/>
-          <w:color w:val="auto"/>
-          <w:sz w:val="28"/>
-          <w:szCs w:val="28"/>
-          <w:lang w:val="en-GB"/>
-        </w:rPr>
         <w:t xml:space="preserve"> Fonksiyonel Gereksinimler</w:t>
       </w:r>
     </w:p>
     <w:p>
       <w:pPr>
-        <w:pStyle w:val="ListParagraph"/>
+        <w:pStyle w:val="Normal"/>
         <w:spacing w:before="240" w:beforeAutospacing="off" w:after="240" w:afterAutospacing="off" w:line="360" w:lineRule="auto"/>
-        <w:ind w:left="720"/>
-        <w:jc w:val="both"/>
-        <w:rPr>
-          <w:rFonts w:ascii="Times New Roman" w:hAnsi="Times New Roman" w:eastAsia="Times New Roman" w:cs="Times New Roman"/>
-          <w:b w:val="1"/>
-          <w:bCs w:val="1"/>
-          <w:noProof/>
-          <w:sz w:val="24"/>
-          <w:szCs w:val="24"/>
-          <w:lang w:val="en-GB"/>
-        </w:rPr>
-      </w:pPr>
+        <w:ind w:left="0"/>
+      </w:pPr>
+      <w:r>
+        <w:rPr>
+          <w:rFonts w:ascii="Times New Roman" w:hAnsi="Times New Roman" w:eastAsia="Times New Roman" w:cs="Times New Roman"/>
+          <w:b w:val="1"/>
+          <w:bCs w:val="1"/>
+          <w:noProof/>
+          <w:sz w:val="24"/>
+          <w:szCs w:val="24"/>
+          <w:lang w:val="en-GB"/>
+        </w:rPr>
+        <w:t xml:space="preserve">    </w:t>
+      </w:r>
       <w:r>
         <w:rPr>
           <w:rFonts w:ascii="Times New Roman" w:hAnsi="Times New Roman" w:eastAsia="Times New Roman" w:cs="Times New Roman"/>
@@ -2496,11 +2490,27 @@
     </w:p>
     <w:p>
       <w:pPr>
-        <w:pStyle w:val="ListParagraph"/>
+        <w:pStyle w:val="Normal"/>
         <w:spacing w:before="240" w:beforeAutospacing="off" w:after="240" w:afterAutospacing="off" w:line="360" w:lineRule="auto"/>
-        <w:ind w:left="720"/>
-        <w:jc w:val="both"/>
-      </w:pPr>
+        <w:ind w:left="0"/>
+        <w:rPr>
+          <w:rFonts w:ascii="Times New Roman" w:hAnsi="Times New Roman" w:eastAsia="Times New Roman" w:cs="Times New Roman"/>
+          <w:b w:val="1"/>
+          <w:bCs w:val="1"/>
+          <w:noProof/>
+          <w:lang w:val="en-GB"/>
+        </w:rPr>
+      </w:pPr>
+      <w:r>
+        <w:rPr>
+          <w:rFonts w:ascii="Times New Roman" w:hAnsi="Times New Roman" w:eastAsia="Times New Roman" w:cs="Times New Roman"/>
+          <w:b w:val="1"/>
+          <w:bCs w:val="1"/>
+          <w:noProof/>
+          <w:lang w:val="en-GB"/>
+        </w:rPr>
+        <w:t xml:space="preserve">    </w:t>
+      </w:r>
       <w:r>
         <w:rPr>
           <w:rFonts w:ascii="Times New Roman" w:hAnsi="Times New Roman" w:eastAsia="Times New Roman" w:cs="Times New Roman"/>
@@ -2632,7 +2642,19 @@
           <w:szCs w:val="24"/>
           <w:lang w:val="en-GB"/>
         </w:rPr>
-        <w:t xml:space="preserve">           F</w:t>
+        <w:t xml:space="preserve">      </w:t>
+      </w:r>
+      <w:r>
+        <w:rPr>
+          <w:rFonts w:ascii="Times New Roman" w:hAnsi="Times New Roman" w:eastAsia="Times New Roman" w:cs="Times New Roman"/>
+          <w:b w:val="1"/>
+          <w:bCs w:val="1"/>
+          <w:noProof/>
+          <w:sz w:val="24"/>
+          <w:szCs w:val="24"/>
+          <w:lang w:val="en-GB"/>
+        </w:rPr>
+        <w:t>F</w:t>
       </w:r>
       <w:r>
         <w:rPr>
@@ -2863,7 +2885,19 @@
           <w:szCs w:val="24"/>
           <w:lang w:val="en-GB"/>
         </w:rPr>
-        <w:t xml:space="preserve">           </w:t>
+        <w:t xml:space="preserve">    </w:t>
+      </w:r>
+      <w:r>
+        <w:rPr>
+          <w:rFonts w:ascii="Times New Roman" w:hAnsi="Times New Roman" w:eastAsia="Times New Roman" w:cs="Times New Roman"/>
+          <w:b w:val="1"/>
+          <w:bCs w:val="1"/>
+          <w:noProof/>
+          <w:sz w:val="24"/>
+          <w:szCs w:val="24"/>
+          <w:lang w:val="en-GB"/>
+        </w:rPr>
+        <w:t xml:space="preserve">  </w:t>
       </w:r>
       <w:r>
         <w:rPr>
@@ -2957,7 +2991,27 @@
           <w:noProof/>
           <w:lang w:val="en-GB"/>
         </w:rPr>
-        <w:t xml:space="preserve">            FG-03: “En Uygun Fotoğrafı Öner” Butonu</w:t>
+        <w:t xml:space="preserve">   </w:t>
+      </w:r>
+      <w:r>
+        <w:rPr>
+          <w:rFonts w:ascii="Times New Roman" w:hAnsi="Times New Roman" w:eastAsia="Times New Roman" w:cs="Times New Roman"/>
+          <w:b w:val="1"/>
+          <w:bCs w:val="1"/>
+          <w:noProof/>
+          <w:lang w:val="en-GB"/>
+        </w:rPr>
+        <w:t xml:space="preserve">   </w:t>
+      </w:r>
+      <w:r>
+        <w:rPr>
+          <w:rFonts w:ascii="Times New Roman" w:hAnsi="Times New Roman" w:eastAsia="Times New Roman" w:cs="Times New Roman"/>
+          <w:b w:val="1"/>
+          <w:bCs w:val="1"/>
+          <w:noProof/>
+          <w:lang w:val="en-GB"/>
+        </w:rPr>
+        <w:t>FG-03: “En Uygun Fotoğrafı Öner” Butonu</w:t>
       </w:r>
     </w:p>
     <w:p>
@@ -3094,6 +3148,18 @@
           <w:szCs w:val="24"/>
           <w:lang w:val="en-GB"/>
         </w:rPr>
+        <w:t xml:space="preserve">       </w:t>
+      </w:r>
+      <w:r>
+        <w:rPr>
+          <w:rFonts w:ascii="Times New Roman" w:hAnsi="Times New Roman" w:eastAsia="Times New Roman" w:cs="Times New Roman"/>
+          <w:b w:val="1"/>
+          <w:bCs w:val="1"/>
+          <w:noProof/>
+          <w:sz w:val="24"/>
+          <w:szCs w:val="24"/>
+          <w:lang w:val="en-GB"/>
+        </w:rPr>
         <w:t>5.1.3</w:t>
       </w:r>
       <w:r>
@@ -3125,6 +3191,18 @@
       <w:pPr>
         <w:spacing w:before="240" w:beforeAutospacing="off" w:after="240" w:afterAutospacing="off" w:line="360" w:lineRule="auto"/>
       </w:pPr>
+      <w:r>
+        <w:rPr>
+          <w:rFonts w:ascii="Times New Roman" w:hAnsi="Times New Roman" w:eastAsia="Times New Roman" w:cs="Times New Roman"/>
+          <w:b w:val="1"/>
+          <w:bCs w:val="1"/>
+          <w:noProof/>
+          <w:sz w:val="24"/>
+          <w:szCs w:val="24"/>
+          <w:lang w:val="en-GB"/>
+        </w:rPr>
+        <w:t xml:space="preserve">      </w:t>
+      </w:r>
       <w:r>
         <w:rPr>
           <w:rFonts w:ascii="Times New Roman" w:hAnsi="Times New Roman" w:eastAsia="Times New Roman" w:cs="Times New Roman"/>
@@ -3252,6 +3330,18 @@
           <w:szCs w:val="24"/>
           <w:lang w:val="en-GB"/>
         </w:rPr>
+        <w:t xml:space="preserve">     </w:t>
+      </w:r>
+      <w:r>
+        <w:rPr>
+          <w:rFonts w:ascii="Times New Roman" w:hAnsi="Times New Roman" w:eastAsia="Times New Roman" w:cs="Times New Roman"/>
+          <w:b w:val="1"/>
+          <w:bCs w:val="1"/>
+          <w:noProof/>
+          <w:sz w:val="24"/>
+          <w:szCs w:val="24"/>
+          <w:lang w:val="en-GB"/>
+        </w:rPr>
         <w:t>F</w:t>
       </w:r>
       <w:r>
@@ -3345,6 +3435,18 @@
           <w:szCs w:val="24"/>
           <w:lang w:val="en-GB"/>
         </w:rPr>
+        <w:t xml:space="preserve">     </w:t>
+      </w:r>
+      <w:r>
+        <w:rPr>
+          <w:rFonts w:ascii="Times New Roman" w:hAnsi="Times New Roman" w:eastAsia="Times New Roman" w:cs="Times New Roman"/>
+          <w:b w:val="1"/>
+          <w:bCs w:val="1"/>
+          <w:noProof/>
+          <w:sz w:val="24"/>
+          <w:szCs w:val="24"/>
+          <w:lang w:val="en-GB"/>
+        </w:rPr>
         <w:t>5.1.4.</w:t>
       </w:r>
       <w:r>
@@ -3364,6 +3466,18 @@
       <w:pPr>
         <w:spacing w:before="240" w:beforeAutospacing="off" w:after="240" w:afterAutospacing="off" w:line="360" w:lineRule="auto"/>
       </w:pPr>
+      <w:r>
+        <w:rPr>
+          <w:rFonts w:ascii="Times New Roman" w:hAnsi="Times New Roman" w:eastAsia="Times New Roman" w:cs="Times New Roman"/>
+          <w:b w:val="1"/>
+          <w:bCs w:val="1"/>
+          <w:noProof/>
+          <w:sz w:val="24"/>
+          <w:szCs w:val="24"/>
+          <w:lang w:val="en-GB"/>
+        </w:rPr>
+        <w:t xml:space="preserve">     </w:t>
+      </w:r>
       <w:r>
         <w:rPr>
           <w:rFonts w:ascii="Times New Roman" w:hAnsi="Times New Roman" w:eastAsia="Times New Roman" w:cs="Times New Roman"/>
@@ -3464,6 +3578,18 @@
           <w:szCs w:val="24"/>
           <w:lang w:val="en-GB"/>
         </w:rPr>
+        <w:t xml:space="preserve">     </w:t>
+      </w:r>
+      <w:r>
+        <w:rPr>
+          <w:rFonts w:ascii="Times New Roman" w:hAnsi="Times New Roman" w:eastAsia="Times New Roman" w:cs="Times New Roman"/>
+          <w:b w:val="1"/>
+          <w:bCs w:val="1"/>
+          <w:noProof/>
+          <w:sz w:val="24"/>
+          <w:szCs w:val="24"/>
+          <w:lang w:val="en-GB"/>
+        </w:rPr>
         <w:t>F</w:t>
       </w:r>
       <w:r>
@@ -3532,6 +3658,18 @@
           <w:szCs w:val="24"/>
           <w:lang w:val="en-GB"/>
         </w:rPr>
+        <w:t xml:space="preserve">     </w:t>
+      </w:r>
+      <w:r>
+        <w:rPr>
+          <w:rFonts w:ascii="Times New Roman" w:hAnsi="Times New Roman" w:eastAsia="Times New Roman" w:cs="Times New Roman"/>
+          <w:b w:val="1"/>
+          <w:bCs w:val="1"/>
+          <w:noProof/>
+          <w:sz w:val="24"/>
+          <w:szCs w:val="24"/>
+          <w:lang w:val="en-GB"/>
+        </w:rPr>
         <w:t>F</w:t>
       </w:r>
       <w:r>
@@ -3623,6 +3761,18 @@
           <w:szCs w:val="24"/>
           <w:lang w:val="en-GB"/>
         </w:rPr>
+        <w:t xml:space="preserve">     </w:t>
+      </w:r>
+      <w:r>
+        <w:rPr>
+          <w:rFonts w:ascii="Times New Roman" w:hAnsi="Times New Roman" w:eastAsia="Times New Roman" w:cs="Times New Roman"/>
+          <w:b w:val="1"/>
+          <w:bCs w:val="1"/>
+          <w:noProof/>
+          <w:sz w:val="24"/>
+          <w:szCs w:val="24"/>
+          <w:lang w:val="en-GB"/>
+        </w:rPr>
         <w:t>5.1.5</w:t>
       </w:r>
       <w:r>
@@ -3654,6 +3804,18 @@
       <w:pPr>
         <w:spacing w:before="240" w:beforeAutospacing="off" w:after="240" w:afterAutospacing="off" w:line="360" w:lineRule="auto"/>
       </w:pPr>
+      <w:r>
+        <w:rPr>
+          <w:rFonts w:ascii="Times New Roman" w:hAnsi="Times New Roman" w:eastAsia="Times New Roman" w:cs="Times New Roman"/>
+          <w:b w:val="1"/>
+          <w:bCs w:val="1"/>
+          <w:noProof/>
+          <w:sz w:val="24"/>
+          <w:szCs w:val="24"/>
+          <w:lang w:val="en-GB"/>
+        </w:rPr>
+        <w:t xml:space="preserve">     </w:t>
+      </w:r>
       <w:r>
         <w:rPr>
           <w:rFonts w:ascii="Times New Roman" w:hAnsi="Times New Roman" w:eastAsia="Times New Roman" w:cs="Times New Roman"/>
@@ -3746,6 +3908,18 @@
           <w:szCs w:val="24"/>
           <w:lang w:val="en-GB"/>
         </w:rPr>
+        <w:t xml:space="preserve">     </w:t>
+      </w:r>
+      <w:r>
+        <w:rPr>
+          <w:rFonts w:ascii="Times New Roman" w:hAnsi="Times New Roman" w:eastAsia="Times New Roman" w:cs="Times New Roman"/>
+          <w:b w:val="1"/>
+          <w:bCs w:val="1"/>
+          <w:noProof/>
+          <w:sz w:val="24"/>
+          <w:szCs w:val="24"/>
+          <w:lang w:val="en-GB"/>
+        </w:rPr>
         <w:t>F</w:t>
       </w:r>
       <w:r>
@@ -3816,9 +3990,9 @@
     </w:p>
     <w:p>
       <w:pPr>
-        <w:pStyle w:val="ListParagraph"/>
+        <w:pStyle w:val="Normal"/>
         <w:spacing w:before="240" w:beforeAutospacing="off" w:after="240" w:afterAutospacing="off" w:line="360" w:lineRule="auto"/>
-        <w:ind w:left="720"/>
+        <w:ind w:left="0"/>
         <w:rPr>
           <w:rFonts w:ascii="Times New Roman" w:hAnsi="Times New Roman" w:eastAsia="Times New Roman" w:cs="Times New Roman"/>
           <w:b w:val="1"/>
@@ -3829,6 +4003,18 @@
           <w:lang w:val="en-GB"/>
         </w:rPr>
       </w:pPr>
+      <w:r>
+        <w:rPr>
+          <w:rFonts w:ascii="Times New Roman" w:hAnsi="Times New Roman" w:eastAsia="Times New Roman" w:cs="Times New Roman"/>
+          <w:b w:val="1"/>
+          <w:bCs w:val="1"/>
+          <w:noProof/>
+          <w:sz w:val="28"/>
+          <w:szCs w:val="28"/>
+          <w:lang w:val="en-GB"/>
+        </w:rPr>
+        <w:t xml:space="preserve">     </w:t>
+      </w:r>
       <w:r>
         <w:rPr>
           <w:rFonts w:ascii="Times New Roman" w:hAnsi="Times New Roman" w:eastAsia="Times New Roman" w:cs="Times New Roman"/>
@@ -5434,12 +5620,9 @@
     </w:p>
     <w:p>
       <w:pPr>
-        <w:pStyle w:val="ListParagraph"/>
-        <w:numPr>
-          <w:ilvl w:val="0"/>
-          <w:numId w:val="92"/>
-        </w:numPr>
+        <w:pStyle w:val="Normal"/>
         <w:spacing w:before="240" w:beforeAutospacing="off" w:after="240" w:afterAutospacing="off" w:line="360" w:lineRule="auto"/>
+        <w:ind w:left="0"/>
         <w:rPr>
           <w:rFonts w:ascii="Times New Roman" w:hAnsi="Times New Roman" w:eastAsia="Times New Roman" w:cs="Times New Roman"/>
           <w:b w:val="1"/>
@@ -5450,6 +5633,18 @@
           <w:lang w:val="en-GB"/>
         </w:rPr>
       </w:pPr>
+      <w:r>
+        <w:rPr>
+          <w:rFonts w:ascii="Times New Roman" w:hAnsi="Times New Roman" w:eastAsia="Times New Roman" w:cs="Times New Roman"/>
+          <w:b w:val="1"/>
+          <w:bCs w:val="1"/>
+          <w:noProof/>
+          <w:sz w:val="24"/>
+          <w:szCs w:val="24"/>
+          <w:lang w:val="en-GB"/>
+        </w:rPr>
+        <w:t>-</w:t>
+      </w:r>
       <w:r>
         <w:rPr>
           <w:rFonts w:ascii="Times New Roman" w:hAnsi="Times New Roman" w:eastAsia="Times New Roman" w:cs="Times New Roman"/>
@@ -5964,12 +6159,9 @@
     </w:p>
     <w:p>
       <w:pPr>
-        <w:pStyle w:val="ListParagraph"/>
-        <w:numPr>
-          <w:ilvl w:val="0"/>
-          <w:numId w:val="93"/>
-        </w:numPr>
+        <w:pStyle w:val="Normal"/>
         <w:spacing w:before="240" w:beforeAutospacing="off" w:after="240" w:afterAutospacing="off" w:line="360" w:lineRule="auto"/>
+        <w:ind w:left="0"/>
         <w:jc w:val="both"/>
         <w:rPr>
           <w:rFonts w:ascii="Times New Roman" w:hAnsi="Times New Roman" w:eastAsia="Times New Roman" w:cs="Times New Roman"/>
@@ -5981,6 +6173,18 @@
           <w:lang w:val="en-GB"/>
         </w:rPr>
       </w:pPr>
+      <w:r>
+        <w:rPr>
+          <w:rFonts w:ascii="Times New Roman" w:hAnsi="Times New Roman" w:eastAsia="Times New Roman" w:cs="Times New Roman"/>
+          <w:b w:val="1"/>
+          <w:bCs w:val="1"/>
+          <w:noProof/>
+          <w:sz w:val="24"/>
+          <w:szCs w:val="24"/>
+          <w:lang w:val="en-GB"/>
+        </w:rPr>
+        <w:t>-</w:t>
+      </w:r>
       <w:r>
         <w:rPr>
           <w:rFonts w:ascii="Times New Roman" w:hAnsi="Times New Roman" w:eastAsia="Times New Roman" w:cs="Times New Roman"/>
@@ -8343,84 +8547,6 @@
       <w:pPr>
         <w:pStyle w:val="Normal"/>
         <w:spacing w:before="240" w:beforeAutospacing="off" w:after="240" w:afterAutospacing="off"/>
-        <w:ind/>
-        <w:rPr>
-          <w:rFonts w:ascii="Times New Roman" w:hAnsi="Times New Roman" w:eastAsia="Times New Roman" w:cs="Times New Roman"/>
-          <w:noProof/>
-          <w:sz w:val="24"/>
-          <w:szCs w:val="24"/>
-          <w:lang w:val="en-GB"/>
-        </w:rPr>
-      </w:pPr>
-    </w:p>
-    <w:p>
-      <w:pPr>
-        <w:pStyle w:val="Normal"/>
-        <w:spacing w:before="240" w:beforeAutospacing="off" w:after="240" w:afterAutospacing="off"/>
-        <w:ind/>
-        <w:rPr>
-          <w:rFonts w:ascii="Times New Roman" w:hAnsi="Times New Roman" w:eastAsia="Times New Roman" w:cs="Times New Roman"/>
-          <w:noProof/>
-          <w:sz w:val="24"/>
-          <w:szCs w:val="24"/>
-          <w:lang w:val="en-GB"/>
-        </w:rPr>
-      </w:pPr>
-    </w:p>
-    <w:p>
-      <w:pPr>
-        <w:pStyle w:val="Normal"/>
-        <w:spacing w:before="240" w:beforeAutospacing="off" w:after="240" w:afterAutospacing="off"/>
-        <w:ind/>
-        <w:rPr>
-          <w:rFonts w:ascii="Times New Roman" w:hAnsi="Times New Roman" w:eastAsia="Times New Roman" w:cs="Times New Roman"/>
-          <w:noProof/>
-          <w:sz w:val="24"/>
-          <w:szCs w:val="24"/>
-          <w:lang w:val="en-GB"/>
-        </w:rPr>
-      </w:pPr>
-    </w:p>
-    <w:p>
-      <w:pPr>
-        <w:pStyle w:val="Normal"/>
-        <w:spacing w:before="240" w:beforeAutospacing="off" w:after="240" w:afterAutospacing="off"/>
-        <w:ind/>
-        <w:jc w:val="center"/>
-      </w:pPr>
-    </w:p>
-    <w:p>
-      <w:pPr>
-        <w:pStyle w:val="Normal"/>
-        <w:spacing w:before="240" w:beforeAutospacing="off" w:after="240" w:afterAutospacing="off"/>
-        <w:ind/>
-        <w:rPr>
-          <w:rFonts w:ascii="Times New Roman" w:hAnsi="Times New Roman" w:eastAsia="Times New Roman" w:cs="Times New Roman"/>
-          <w:noProof/>
-          <w:sz w:val="24"/>
-          <w:szCs w:val="24"/>
-          <w:lang w:val="en-GB"/>
-        </w:rPr>
-      </w:pPr>
-    </w:p>
-    <w:p>
-      <w:pPr>
-        <w:pStyle w:val="Normal"/>
-        <w:spacing w:before="240" w:beforeAutospacing="off" w:after="240" w:afterAutospacing="off"/>
-        <w:ind/>
-        <w:rPr>
-          <w:rFonts w:ascii="Times New Roman" w:hAnsi="Times New Roman" w:eastAsia="Times New Roman" w:cs="Times New Roman"/>
-          <w:noProof/>
-          <w:sz w:val="24"/>
-          <w:szCs w:val="24"/>
-          <w:lang w:val="en-GB"/>
-        </w:rPr>
-      </w:pPr>
-    </w:p>
-    <w:p>
-      <w:pPr>
-        <w:pStyle w:val="Normal"/>
-        <w:spacing w:before="240" w:beforeAutospacing="off" w:after="240" w:afterAutospacing="off"/>
         <w:rPr>
           <w:rFonts w:ascii="Times New Roman" w:hAnsi="Times New Roman" w:eastAsia="Times New Roman" w:cs="Times New Roman"/>
           <w:noProof/>
@@ -8539,8 +8665,8 @@
       </w:pPr>
       <w:r>
         <w:drawing>
-          <wp:inline wp14:editId="7622D649" wp14:anchorId="01F59C5D">
-            <wp:extent cx="5724525" cy="4641775"/>
+          <wp:inline wp14:editId="7AEA2190" wp14:anchorId="01F59C5D">
+            <wp:extent cx="5791200" cy="5003967"/>
             <wp:effectExtent l="0" t="0" r="0" b="0"/>
             <wp:docPr id="1173036766" name="drawing"/>
             <wp:cNvGraphicFramePr>
@@ -8569,7 +8695,7 @@
                   <pic:spPr>
                     <a:xfrm rot="0">
                       <a:off x="0" y="0"/>
-                      <a:ext cx="5724525" cy="4641775"/>
+                      <a:ext cx="5791200" cy="5003967"/>
                     </a:xfrm>
                     <a:prstGeom prst="rect">
                       <a:avLst/>
@@ -12319,6 +12445,91 @@
 
 <file path=word/numbering.xml><?xml version="1.0" encoding="utf-8"?>
 <w:numbering xmlns:w="http://schemas.openxmlformats.org/wordprocessingml/2006/main">
+  <w:abstractNum xmlns:w="http://schemas.openxmlformats.org/wordprocessingml/2006/main" w:abstractNumId="94">
+    <w:nsid w:val="1f567ad7"/>
+    <w:multiLevelType xmlns:w="http://schemas.openxmlformats.org/wordprocessingml/2006/main" w:val="hybridMultilevel"/>
+    <w:lvl xmlns:w="http://schemas.openxmlformats.org/wordprocessingml/2006/main" w:ilvl="0">
+      <w:start w:val="1"/>
+      <w:numFmt w:val="decimal"/>
+      <w:lvlText w:val="%1."/>
+      <w:lvlJc w:val="left"/>
+      <w:pPr>
+        <w:ind w:left="720" w:hanging="360"/>
+      </w:pPr>
+    </w:lvl>
+    <w:lvl xmlns:w="http://schemas.openxmlformats.org/wordprocessingml/2006/main" w:ilvl="1">
+      <w:start w:val="1"/>
+      <w:numFmt w:val="lowerLetter"/>
+      <w:lvlText w:val="%2."/>
+      <w:lvlJc w:val="left"/>
+      <w:pPr>
+        <w:ind w:left="1440" w:hanging="360"/>
+      </w:pPr>
+    </w:lvl>
+    <w:lvl xmlns:w="http://schemas.openxmlformats.org/wordprocessingml/2006/main" w:ilvl="2">
+      <w:start w:val="1"/>
+      <w:numFmt w:val="lowerRoman"/>
+      <w:lvlText w:val="%3."/>
+      <w:lvlJc w:val="right"/>
+      <w:pPr>
+        <w:ind w:left="2160" w:hanging="180"/>
+      </w:pPr>
+    </w:lvl>
+    <w:lvl xmlns:w="http://schemas.openxmlformats.org/wordprocessingml/2006/main" w:ilvl="3">
+      <w:start w:val="1"/>
+      <w:numFmt w:val="decimal"/>
+      <w:lvlText w:val="%4."/>
+      <w:lvlJc w:val="left"/>
+      <w:pPr>
+        <w:ind w:left="2880" w:hanging="360"/>
+      </w:pPr>
+    </w:lvl>
+    <w:lvl xmlns:w="http://schemas.openxmlformats.org/wordprocessingml/2006/main" w:ilvl="4">
+      <w:start w:val="1"/>
+      <w:numFmt w:val="lowerLetter"/>
+      <w:lvlText w:val="%5."/>
+      <w:lvlJc w:val="left"/>
+      <w:pPr>
+        <w:ind w:left="3600" w:hanging="360"/>
+      </w:pPr>
+    </w:lvl>
+    <w:lvl xmlns:w="http://schemas.openxmlformats.org/wordprocessingml/2006/main" w:ilvl="5">
+      <w:start w:val="1"/>
+      <w:numFmt w:val="lowerRoman"/>
+      <w:lvlText w:val="%6."/>
+      <w:lvlJc w:val="right"/>
+      <w:pPr>
+        <w:ind w:left="4320" w:hanging="180"/>
+      </w:pPr>
+    </w:lvl>
+    <w:lvl xmlns:w="http://schemas.openxmlformats.org/wordprocessingml/2006/main" w:ilvl="6">
+      <w:start w:val="1"/>
+      <w:numFmt w:val="decimal"/>
+      <w:lvlText w:val="%7."/>
+      <w:lvlJc w:val="left"/>
+      <w:pPr>
+        <w:ind w:left="5040" w:hanging="360"/>
+      </w:pPr>
+    </w:lvl>
+    <w:lvl xmlns:w="http://schemas.openxmlformats.org/wordprocessingml/2006/main" w:ilvl="7">
+      <w:start w:val="1"/>
+      <w:numFmt w:val="lowerLetter"/>
+      <w:lvlText w:val="%8."/>
+      <w:lvlJc w:val="left"/>
+      <w:pPr>
+        <w:ind w:left="5760" w:hanging="360"/>
+      </w:pPr>
+    </w:lvl>
+    <w:lvl xmlns:w="http://schemas.openxmlformats.org/wordprocessingml/2006/main" w:ilvl="8">
+      <w:start w:val="1"/>
+      <w:numFmt w:val="lowerRoman"/>
+      <w:lvlText w:val="%9."/>
+      <w:lvlJc w:val="right"/>
+      <w:pPr>
+        <w:ind w:left="6480" w:hanging="180"/>
+      </w:pPr>
+    </w:lvl>
+  </w:abstractNum>
   <w:abstractNum xmlns:w="http://schemas.openxmlformats.org/wordprocessingml/2006/main" w:abstractNumId="93">
     <w:nsid w:val="7d39675e"/>
     <w:multiLevelType xmlns:w="http://schemas.openxmlformats.org/wordprocessingml/2006/main" w:val="hybridMultilevel"/>
@@ -22033,6 +22244,9 @@
       </w:rPr>
     </w:lvl>
   </w:abstractNum>
+  <w:num w:numId="94">
+    <w:abstractNumId w:val="94"/>
+  </w:num>
   <w:num w:numId="93">
     <w:abstractNumId w:val="93"/>
   </w:num>
